--- a/01-Documentos-Estudo/Contorno-Corporal/11-1-Abdominoplastia.docx
+++ b/01-Documentos-Estudo/Contorno-Corporal/11-1-Abdominoplastia.docx
@@ -82,7 +82,7 @@
         <w:t xml:space="preserve">Autor: </w:t>
       </w:r>
       <w:r>
-        <w:t xml:space="preserve">Dr. Arthur King Ayres</w:t>
+        <w:t xml:space="preserve">Dr. Arthur Balestra Silveira Ayres</w:t>
       </w:r>
     </w:p>
     <w:p>
